--- a/docs/hiring/Delt-Sales-Agent-Agreement.docx
+++ b/docs/hiring/Delt-Sales-Agent-Agreement.docx
@@ -78,7 +78,7 @@
           <w:sz w:val="22"/>
           <w:szCs w:val="22"/>
         </w:rPr>
-        <w:t xml:space="preserve">[DELT LEGAL ENTITY NAME], a [STATE] [corporation / limited liability company]</w:t>
+        <w:t xml:space="preserve">Delt Pay LLC, a [STATE] limited liability company</w:t>
       </w:r>
       <w:r>
         <w:rPr>
@@ -151,7 +151,7 @@
           <w:sz w:val="22"/>
           <w:szCs w:val="22"/>
         </w:rPr>
-        <w:t xml:space="preserve">Agent is an independent contractor, not an employee, partner, joint venturer, or franchisee of Delt. Agent controls the manner, means, place, and hours of Agent’s work. Delt does not require set hours, mandatory meetings, or minimum production as a condition of this Agreement; production thresholds affect only compensation tiers and program eligibility under Schedule A. Agent may represent other non-conflicting products and services. Nothing in this Agreement requires Agent to pay any fee to Delt to enter into or maintain this Agreement.</w:t>
+        <w:t xml:space="preserve">Agent is an independent contractor, not an employee, partner, joint venturer, or franchisee of Delt. Agent controls the manner, means, place, and hours of Agent’s work. Delt does not require set hours, mandatory meetings, or minimum production as a condition of this Agreement; production thresholds affect only compensation tiers and program eligibility under Schedule B. Agent may represent other non-conflicting products and services. Nothing in this Agreement requires Agent to pay any fee to Delt to enter into or maintain this Agreement.</w:t>
       </w:r>
     </w:p>
     <w:p>
@@ -199,7 +199,7 @@
           <w:sz w:val="22"/>
           <w:szCs w:val="22"/>
         </w:rPr>
-        <w:t xml:space="preserve">Agent is not eligible for any Delt employee benefit plan (health insurance, retirement, paid time off, or otherwise). Program perks described in Schedule A are production-based contractor rewards, not employment benefits, and may be reviewed annually.</w:t>
+        <w:t xml:space="preserve">Agent is not eligible for any Delt employee benefit plan (health insurance, retirement, paid time off, or otherwise). Program perks described in Schedule B are production-based contractor rewards, not employment benefits, and may be reviewed annually.</w:t>
       </w:r>
     </w:p>
     <w:p>
@@ -369,15 +369,15 @@
           <w:sz w:val="22"/>
           <w:szCs w:val="22"/>
         </w:rPr>
-        <w:t xml:space="preserve">3.1 Schedule A controls. </w:t>
-      </w:r>
-      <w:r>
-        <w:rPr>
-          <w:rFonts w:ascii="Georgia" w:cs="Georgia" w:eastAsia="Georgia" w:hAnsi="Georgia"/>
-          <w:sz w:val="22"/>
-          <w:szCs w:val="22"/>
-        </w:rPr>
-        <w:t xml:space="preserve">Delt will pay Agent as set out in Schedule A (Compensation Plan), which is incorporated into this Agreement. Capitalized program terms have the meanings given in Schedule A.</w:t>
+        <w:t xml:space="preserve">3.1 Schedules control. </w:t>
+      </w:r>
+      <w:r>
+        <w:rPr>
+          <w:rFonts w:ascii="Georgia" w:cs="Georgia" w:eastAsia="Georgia" w:hAnsi="Georgia"/>
+          <w:sz w:val="22"/>
+          <w:szCs w:val="22"/>
+        </w:rPr>
+        <w:t xml:space="preserve">Delt will pay Agent as set out in Schedule B (Compensation Plan), applied to Net Program Revenue as defined in Schedule A (Fee Schedule). Both Schedules are incorporated into this Agreement. Capitalized program terms have the meanings given in Schedules A and B.</w:t>
       </w:r>
     </w:p>
     <w:p>
@@ -473,7 +473,7 @@
           <w:sz w:val="22"/>
           <w:szCs w:val="22"/>
         </w:rPr>
-        <w:t xml:space="preserve">Delt may amend Schedule A on thirty (30) days’ written notice. Amendments apply prospectively only: they do not reduce Agent’s residual split percentage or residual entitlement on accounts activated before the amendment’s effective date.</w:t>
+        <w:t xml:space="preserve">Delt may amend Schedule B on thirty (30) days’ written notice. Amendments apply prospectively only: they do not reduce Agent’s residual split percentage or residual entitlement on accounts activated before the amendment’s effective date. Schedule A reflects third-party costs: its items adjust automatically to the actual costs imposed by card networks, processors, and bank sponsors, and are passed through at cost with no Delt markup.</w:t>
       </w:r>
     </w:p>
     <w:p>
@@ -538,7 +538,7 @@
           <w:sz w:val="22"/>
           <w:szCs w:val="22"/>
         </w:rPr>
-        <w:t xml:space="preserve">Delt will pay Agent an override equal to ten percent (10%) of the net residual production of each agent personally recruited by Agent and accepted by Delt (a "Recruit"), paid from Delt’s share and never deducted from the Recruit’s compensation, for so long as both Agent and the Recruit maintain active agreements and Agent remains an Active Producer as defined in Schedule A, plus a one-time bonus of $250 when a Recruit reaches five (5) activations.</w:t>
+        <w:t xml:space="preserve">Delt will pay Agent an override equal to ten percent (10%) of the net residual production of each agent personally recruited by Agent and accepted by Delt (a "Recruit"), paid from Delt’s share and never deducted from the Recruit’s compensation, for so long as both Agent and the Recruit maintain active agreements and Agent remains an Active Producer as defined in Schedule B, plus a one-time bonus of $250 when a Recruit reaches five (5) activations.</w:t>
       </w:r>
     </w:p>
     <w:p>
@@ -917,7 +917,7 @@
           <w:sz w:val="22"/>
           <w:szCs w:val="22"/>
         </w:rPr>
-        <w:t xml:space="preserve">This Agreement (with Schedule A) is the entire agreement on its subject and supersedes prior discussions, including any job posting or recruiting materials. Except as provided in Section 3.5, amendments must be in a writing signed (including electronically) by both parties.</w:t>
+        <w:t xml:space="preserve">This Agreement (with Schedules A and B) is the entire agreement on its subject and supersedes prior discussions, including any job posting or recruiting materials. Except as provided in Section 3.5, amendments must be in a writing signed (including electronically) by both parties.</w:t>
       </w:r>
     </w:p>
     <w:p>
@@ -1014,96 +1014,6 @@
           <w:szCs w:val="22"/>
         </w:rPr>
         <w:t xml:space="preserve">This Agreement may be signed electronically and in counterparts.</w:t>
-      </w:r>
-    </w:p>
-    <w:p>
-      <w:pPr>
-        <w:spacing w:after="240"/>
-      </w:pPr>
-    </w:p>
-    <w:p>
-      <w:pPr>
-        <w:spacing w:after="120"/>
-      </w:pPr>
-      <w:r>
-        <w:rPr>
-          <w:rFonts w:ascii="Georgia" w:cs="Georgia" w:eastAsia="Georgia" w:hAnsi="Georgia"/>
-          <w:b/>
-          <w:bCs/>
-          <w:sz w:val="22"/>
-          <w:szCs w:val="22"/>
-        </w:rPr>
-        <w:t xml:space="preserve">AGREED:</w:t>
-      </w:r>
-    </w:p>
-    <w:p>
-      <w:pPr>
-        <w:spacing w:after="60" w:before="60"/>
-      </w:pPr>
-      <w:r>
-        <w:rPr>
-          <w:rFonts w:ascii="Georgia" w:cs="Georgia" w:eastAsia="Georgia" w:hAnsi="Georgia"/>
-          <w:sz w:val="22"/>
-          <w:szCs w:val="22"/>
-        </w:rPr>
-        <w:t xml:space="preserve">DELT [LEGAL ENTITY NAME]</w:t>
-      </w:r>
-    </w:p>
-    <w:p>
-      <w:pPr>
-        <w:spacing w:after="60" w:before="60"/>
-      </w:pPr>
-      <w:r>
-        <w:rPr>
-          <w:rFonts w:ascii="Georgia" w:cs="Georgia" w:eastAsia="Georgia" w:hAnsi="Georgia"/>
-          <w:sz w:val="22"/>
-          <w:szCs w:val="22"/>
-        </w:rPr>
-        <w:t xml:space="preserve">Signature: ________________________________   Name: David ____________   Title: ____________   Date: ____________</w:t>
-      </w:r>
-    </w:p>
-    <w:p>
-      <w:pPr>
-        <w:spacing w:after="120"/>
-      </w:pPr>
-    </w:p>
-    <w:p>
-      <w:pPr>
-        <w:spacing w:after="60" w:before="60"/>
-      </w:pPr>
-      <w:r>
-        <w:rPr>
-          <w:rFonts w:ascii="Georgia" w:cs="Georgia" w:eastAsia="Georgia" w:hAnsi="Georgia"/>
-          <w:sz w:val="22"/>
-          <w:szCs w:val="22"/>
-        </w:rPr>
-        <w:t xml:space="preserve">AGENT</w:t>
-      </w:r>
-    </w:p>
-    <w:p>
-      <w:pPr>
-        <w:spacing w:after="60" w:before="60"/>
-      </w:pPr>
-      <w:r>
-        <w:rPr>
-          <w:rFonts w:ascii="Georgia" w:cs="Georgia" w:eastAsia="Georgia" w:hAnsi="Georgia"/>
-          <w:sz w:val="22"/>
-          <w:szCs w:val="22"/>
-        </w:rPr>
-        <w:t xml:space="preserve">Signature: ________________________________   Name: ________________________________   Date: ____________</w:t>
-      </w:r>
-    </w:p>
-    <w:p>
-      <w:pPr>
-        <w:spacing w:after="60" w:before="60"/>
-      </w:pPr>
-      <w:r>
-        <w:rPr>
-          <w:rFonts w:ascii="Georgia" w:cs="Georgia" w:eastAsia="Georgia" w:hAnsi="Georgia"/>
-          <w:sz w:val="22"/>
-          <w:szCs w:val="22"/>
-        </w:rPr>
-        <w:t xml:space="preserve">Address: _________________________________________________   Email: ________________________________</w:t>
       </w:r>
     </w:p>
     <w:p>
@@ -1123,23 +1033,7 @@
           <w:sz w:val="26"/>
           <w:szCs w:val="26"/>
         </w:rPr>
-        <w:t xml:space="preserve">SCHEDULE A — COMPENSATION PLAN</w:t>
-      </w:r>
-    </w:p>
-    <w:p>
-      <w:pPr>
-        <w:spacing w:after="140"/>
-        <w:jc w:val="both"/>
-      </w:pPr>
-      <w:r>
-        <w:rPr>
-          <w:rFonts w:ascii="Georgia" w:cs="Georgia" w:eastAsia="Georgia" w:hAnsi="Georgia"/>
-          <w:i/>
-          <w:iCs/>
-          <w:sz w:val="22"/>
-          <w:szCs w:val="22"/>
-        </w:rPr>
-        <w:t xml:space="preserve">This Schedule mirrors the standalone Delt Agent Compensation Plan and the agent portal’s program display. If they conflict, this Schedule controls.</w:t>
+        <w:t xml:space="preserve">SCHEDULE A — FEE SCHEDULE &amp; NET PROGRAM REVENUE</w:t>
       </w:r>
     </w:p>
     <w:p>
@@ -1156,7 +1050,1467 @@
           <w:sz w:val="24"/>
           <w:szCs w:val="24"/>
         </w:rPr>
-        <w:t xml:space="preserve">A-1. Activation bonuses</w:t>
+        <w:t xml:space="preserve">A-1. Gross Program Revenue</w:t>
+      </w:r>
+    </w:p>
+    <w:p>
+      <w:pPr>
+        <w:spacing w:after="140"/>
+        <w:jc w:val="both"/>
+      </w:pPr>
+      <w:r>
+        <w:rPr>
+          <w:rFonts w:ascii="Georgia" w:cs="Georgia" w:eastAsia="Georgia" w:hAnsi="Georgia"/>
+          <w:sz w:val="22"/>
+          <w:szCs w:val="22"/>
+        </w:rPr>
+        <w:t xml:space="preserve">"Gross Program Revenue" on an account means all discount, transaction, monthly, service, and program revenue Delt collects from that merchant.</w:t>
+      </w:r>
+    </w:p>
+    <w:p>
+      <w:pPr>
+        <w:pStyle w:val="Heading2"/>
+        <w:spacing w:after="120" w:before="280"/>
+      </w:pPr>
+      <w:r>
+        <w:rPr>
+          <w:rFonts w:ascii="Georgia" w:cs="Georgia" w:eastAsia="Georgia" w:hAnsi="Georgia"/>
+          <w:b/>
+          <w:bCs/>
+          <w:color w:val="111827"/>
+          <w:sz w:val="24"/>
+          <w:szCs w:val="24"/>
+        </w:rPr>
+        <w:t xml:space="preserve">A-2. Net Program Revenue — the 100% basis</w:t>
+      </w:r>
+    </w:p>
+    <w:p>
+      <w:pPr>
+        <w:spacing w:after="140"/>
+        <w:jc w:val="both"/>
+      </w:pPr>
+      <w:r>
+        <w:rPr>
+          <w:rFonts w:ascii="Georgia" w:cs="Georgia" w:eastAsia="Georgia" w:hAnsi="Georgia"/>
+          <w:sz w:val="22"/>
+          <w:szCs w:val="22"/>
+        </w:rPr>
+        <w:t xml:space="preserve">"Net Program Revenue" means Gross Program Revenue minus only: (i) interchange, dues, assessments, and card-network pass-through charges; (ii) the processor / bank-sponsor cost-basis fees in A-3; (iii) any bank-sponsor revenue share applicable to the account’s program; and (iv) direct third-party costs on the account (gateway, wireless vendor, PCI program). </w:t>
+      </w:r>
+      <w:r>
+        <w:rPr>
+          <w:rFonts w:ascii="Georgia" w:cs="Georgia" w:eastAsia="Georgia" w:hAnsi="Georgia"/>
+          <w:b/>
+          <w:bCs/>
+          <w:sz w:val="22"/>
+          <w:szCs w:val="22"/>
+        </w:rPr>
+        <w:t xml:space="preserve">Agent’s residual split under Schedule B applies to one hundred percent (100%) of Net Program Revenue. Delt retains no additional margin, markup, or reserve ahead of the split.</w:t>
+      </w:r>
+    </w:p>
+    <w:p>
+      <w:pPr>
+        <w:pStyle w:val="Heading2"/>
+        <w:spacing w:after="120" w:before="280"/>
+      </w:pPr>
+      <w:r>
+        <w:rPr>
+          <w:rFonts w:ascii="Georgia" w:cs="Georgia" w:eastAsia="Georgia" w:hAnsi="Georgia"/>
+          <w:b/>
+          <w:bCs/>
+          <w:color w:val="111827"/>
+          <w:sz w:val="24"/>
+          <w:szCs w:val="24"/>
+        </w:rPr>
+        <w:t xml:space="preserve">A-3. Cost-basis fee schedule (as of the Effective Date)</w:t>
+      </w:r>
+    </w:p>
+    <w:tbl>
+      <w:tblPr>
+        <w:tblW w:type="dxa" w:w="9360"/>
+        <w:tblBorders>
+          <w:top w:val="single" w:color="D1D5DB" w:sz="4"/>
+          <w:left w:val="single" w:color="D1D5DB" w:sz="4"/>
+          <w:bottom w:val="single" w:color="D1D5DB" w:sz="4"/>
+          <w:right w:val="single" w:color="D1D5DB" w:sz="4"/>
+          <w:insideH w:val="single" w:color="E5E7EB" w:sz="4"/>
+          <w:insideV w:val="single" w:color="E5E7EB" w:sz="4"/>
+        </w:tblBorders>
+      </w:tblPr>
+      <w:tblGrid>
+        <w:gridCol w:w="4200"/>
+        <w:gridCol w:w="2560"/>
+        <w:gridCol w:w="2600"/>
+      </w:tblGrid>
+      <w:tr>
+        <w:tc>
+          <w:tcPr>
+            <w:tcW w:type="dxa" w:w="4200"/>
+            <w:shd w:fill="EEF2FF" w:val="clear"/>
+            <w:tcMar>
+              <w:top w:type="dxa" w:w="80"/>
+              <w:left w:type="dxa" w:w="120"/>
+              <w:bottom w:type="dxa" w:w="80"/>
+              <w:right w:type="dxa" w:w="120"/>
+            </w:tcMar>
+          </w:tcPr>
+          <w:p>
+            <w:pPr>
+              <w:spacing w:after="0"/>
+            </w:pPr>
+            <w:r>
+              <w:rPr>
+                <w:b/>
+                <w:bCs/>
+                <w:sz w:val="20"/>
+                <w:szCs w:val="20"/>
+              </w:rPr>
+              <w:t xml:space="preserve">Item</w:t>
+            </w:r>
+          </w:p>
+        </w:tc>
+        <w:tc>
+          <w:tcPr>
+            <w:tcW w:type="dxa" w:w="2560"/>
+            <w:shd w:fill="EEF2FF" w:val="clear"/>
+            <w:tcMar>
+              <w:top w:type="dxa" w:w="80"/>
+              <w:left w:type="dxa" w:w="120"/>
+              <w:bottom w:type="dxa" w:w="80"/>
+              <w:right w:type="dxa" w:w="120"/>
+            </w:tcMar>
+          </w:tcPr>
+          <w:p>
+            <w:pPr>
+              <w:spacing w:after="0"/>
+              <w:jc w:val="right"/>
+            </w:pPr>
+            <w:r>
+              <w:rPr>
+                <w:b/>
+                <w:bCs/>
+                <w:sz w:val="20"/>
+                <w:szCs w:val="20"/>
+              </w:rPr>
+              <w:t xml:space="preserve">Standard portfolio</w:t>
+            </w:r>
+          </w:p>
+        </w:tc>
+        <w:tc>
+          <w:tcPr>
+            <w:tcW w:type="dxa" w:w="2600"/>
+            <w:shd w:fill="EEF2FF" w:val="clear"/>
+            <w:tcMar>
+              <w:top w:type="dxa" w:w="80"/>
+              <w:left w:type="dxa" w:w="120"/>
+              <w:bottom w:type="dxa" w:w="80"/>
+              <w:right w:type="dxa" w:w="120"/>
+            </w:tcMar>
+          </w:tcPr>
+          <w:p>
+            <w:pPr>
+              <w:spacing w:after="0"/>
+              <w:jc w:val="right"/>
+            </w:pPr>
+            <w:r>
+              <w:rPr>
+                <w:b/>
+                <w:bCs/>
+                <w:sz w:val="20"/>
+                <w:szCs w:val="20"/>
+              </w:rPr>
+              <w:t xml:space="preserve">High-risk portfolio</w:t>
+            </w:r>
+          </w:p>
+        </w:tc>
+      </w:tr>
+      <w:tr>
+        <w:tc>
+          <w:tcPr>
+            <w:tcW w:type="dxa" w:w="4200"/>
+            <w:tcMar>
+              <w:top w:type="dxa" w:w="80"/>
+              <w:left w:type="dxa" w:w="120"/>
+              <w:bottom w:type="dxa" w:w="80"/>
+              <w:right w:type="dxa" w:w="120"/>
+            </w:tcMar>
+          </w:tcPr>
+          <w:p>
+            <w:pPr>
+              <w:spacing w:after="0"/>
+            </w:pPr>
+            <w:r>
+              <w:rPr>
+                <w:sz w:val="21"/>
+                <w:szCs w:val="21"/>
+              </w:rPr>
+              <w:t xml:space="preserve">Bank-sponsor revenue share</w:t>
+            </w:r>
+          </w:p>
+        </w:tc>
+        <w:tc>
+          <w:tcPr>
+            <w:tcW w:type="dxa" w:w="2560"/>
+            <w:tcMar>
+              <w:top w:type="dxa" w:w="80"/>
+              <w:left w:type="dxa" w:w="120"/>
+              <w:bottom w:type="dxa" w:w="80"/>
+              <w:right w:type="dxa" w:w="120"/>
+            </w:tcMar>
+          </w:tcPr>
+          <w:p>
+            <w:pPr>
+              <w:spacing w:after="0"/>
+              <w:jc w:val="right"/>
+            </w:pPr>
+            <w:r>
+              <w:rPr>
+                <w:sz w:val="21"/>
+                <w:szCs w:val="21"/>
+              </w:rPr>
+              <w:t xml:space="preserve">10% of program revenue</w:t>
+            </w:r>
+          </w:p>
+        </w:tc>
+        <w:tc>
+          <w:tcPr>
+            <w:tcW w:type="dxa" w:w="2600"/>
+            <w:tcMar>
+              <w:top w:type="dxa" w:w="80"/>
+              <w:left w:type="dxa" w:w="120"/>
+              <w:bottom w:type="dxa" w:w="80"/>
+              <w:right w:type="dxa" w:w="120"/>
+            </w:tcMar>
+          </w:tcPr>
+          <w:p>
+            <w:pPr>
+              <w:spacing w:after="0"/>
+              <w:jc w:val="right"/>
+            </w:pPr>
+            <w:r>
+              <w:rPr>
+                <w:sz w:val="21"/>
+                <w:szCs w:val="21"/>
+              </w:rPr>
+              <w:t xml:space="preserve">30%–50% of program revenue</w:t>
+            </w:r>
+          </w:p>
+        </w:tc>
+      </w:tr>
+      <w:tr>
+        <w:tc>
+          <w:tcPr>
+            <w:tcW w:type="dxa" w:w="4200"/>
+            <w:tcMar>
+              <w:top w:type="dxa" w:w="80"/>
+              <w:left w:type="dxa" w:w="120"/>
+              <w:bottom w:type="dxa" w:w="80"/>
+              <w:right w:type="dxa" w:w="120"/>
+            </w:tcMar>
+          </w:tcPr>
+          <w:p>
+            <w:pPr>
+              <w:spacing w:after="0"/>
+            </w:pPr>
+            <w:r>
+              <w:rPr>
+                <w:sz w:val="21"/>
+                <w:szCs w:val="21"/>
+              </w:rPr>
+              <w:t xml:space="preserve">BIN sponsorship</w:t>
+            </w:r>
+          </w:p>
+        </w:tc>
+        <w:tc>
+          <w:tcPr>
+            <w:tcW w:type="dxa" w:w="2560"/>
+            <w:tcMar>
+              <w:top w:type="dxa" w:w="80"/>
+              <w:left w:type="dxa" w:w="120"/>
+              <w:bottom w:type="dxa" w:w="80"/>
+              <w:right w:type="dxa" w:w="120"/>
+            </w:tcMar>
+          </w:tcPr>
+          <w:p>
+            <w:pPr>
+              <w:spacing w:after="0"/>
+              <w:jc w:val="right"/>
+            </w:pPr>
+            <w:r>
+              <w:rPr>
+                <w:sz w:val="21"/>
+                <w:szCs w:val="21"/>
+              </w:rPr>
+              <w:t xml:space="preserve">0.02% of volume</w:t>
+            </w:r>
+          </w:p>
+        </w:tc>
+        <w:tc>
+          <w:tcPr>
+            <w:tcW w:type="dxa" w:w="2600"/>
+            <w:tcMar>
+              <w:top w:type="dxa" w:w="80"/>
+              <w:left w:type="dxa" w:w="120"/>
+              <w:bottom w:type="dxa" w:w="80"/>
+              <w:right w:type="dxa" w:w="120"/>
+            </w:tcMar>
+          </w:tcPr>
+          <w:p>
+            <w:pPr>
+              <w:spacing w:after="0"/>
+              <w:jc w:val="right"/>
+            </w:pPr>
+            <w:r>
+              <w:rPr>
+                <w:sz w:val="21"/>
+                <w:szCs w:val="21"/>
+              </w:rPr>
+              <w:t xml:space="preserve">0.10%–0.25% of volume</w:t>
+            </w:r>
+          </w:p>
+        </w:tc>
+      </w:tr>
+      <w:tr>
+        <w:tc>
+          <w:tcPr>
+            <w:tcW w:type="dxa" w:w="4200"/>
+            <w:tcMar>
+              <w:top w:type="dxa" w:w="80"/>
+              <w:left w:type="dxa" w:w="120"/>
+              <w:bottom w:type="dxa" w:w="80"/>
+              <w:right w:type="dxa" w:w="120"/>
+            </w:tcMar>
+          </w:tcPr>
+          <w:p>
+            <w:pPr>
+              <w:spacing w:after="0"/>
+            </w:pPr>
+            <w:r>
+              <w:rPr>
+                <w:sz w:val="21"/>
+                <w:szCs w:val="21"/>
+              </w:rPr>
+              <w:t xml:space="preserve">Interchange, dues &amp; assessments (all cards)</w:t>
+            </w:r>
+          </w:p>
+        </w:tc>
+        <w:tc>
+          <w:tcPr>
+            <w:tcW w:type="dxa" w:w="2560"/>
+            <w:tcMar>
+              <w:top w:type="dxa" w:w="80"/>
+              <w:left w:type="dxa" w:w="120"/>
+              <w:bottom w:type="dxa" w:w="80"/>
+              <w:right w:type="dxa" w:w="120"/>
+            </w:tcMar>
+          </w:tcPr>
+          <w:p>
+            <w:pPr>
+              <w:spacing w:after="0"/>
+              <w:jc w:val="right"/>
+            </w:pPr>
+            <w:r>
+              <w:rPr>
+                <w:sz w:val="21"/>
+                <w:szCs w:val="21"/>
+              </w:rPr>
+              <w:t xml:space="preserve">Pass-through</w:t>
+            </w:r>
+          </w:p>
+        </w:tc>
+        <w:tc>
+          <w:tcPr>
+            <w:tcW w:type="dxa" w:w="2600"/>
+            <w:tcMar>
+              <w:top w:type="dxa" w:w="80"/>
+              <w:left w:type="dxa" w:w="120"/>
+              <w:bottom w:type="dxa" w:w="80"/>
+              <w:right w:type="dxa" w:w="120"/>
+            </w:tcMar>
+          </w:tcPr>
+          <w:p>
+            <w:pPr>
+              <w:spacing w:after="0"/>
+              <w:jc w:val="right"/>
+            </w:pPr>
+            <w:r>
+              <w:rPr>
+                <w:sz w:val="21"/>
+                <w:szCs w:val="21"/>
+              </w:rPr>
+              <w:t xml:space="preserve">Pass-through</w:t>
+            </w:r>
+          </w:p>
+        </w:tc>
+      </w:tr>
+      <w:tr>
+        <w:tc>
+          <w:tcPr>
+            <w:tcW w:type="dxa" w:w="4200"/>
+            <w:tcMar>
+              <w:top w:type="dxa" w:w="80"/>
+              <w:left w:type="dxa" w:w="120"/>
+              <w:bottom w:type="dxa" w:w="80"/>
+              <w:right w:type="dxa" w:w="120"/>
+            </w:tcMar>
+          </w:tcPr>
+          <w:p>
+            <w:pPr>
+              <w:spacing w:after="0"/>
+            </w:pPr>
+            <w:r>
+              <w:rPr>
+                <w:sz w:val="21"/>
+                <w:szCs w:val="21"/>
+              </w:rPr>
+              <w:t xml:space="preserve">Card transaction (auth &amp; capture)</w:t>
+            </w:r>
+          </w:p>
+        </w:tc>
+        <w:tc>
+          <w:tcPr>
+            <w:tcW w:type="dxa" w:w="2560"/>
+            <w:tcMar>
+              <w:top w:type="dxa" w:w="80"/>
+              <w:left w:type="dxa" w:w="120"/>
+              <w:bottom w:type="dxa" w:w="80"/>
+              <w:right w:type="dxa" w:w="120"/>
+            </w:tcMar>
+          </w:tcPr>
+          <w:p>
+            <w:pPr>
+              <w:spacing w:after="0"/>
+              <w:jc w:val="right"/>
+            </w:pPr>
+            <w:r>
+              <w:rPr>
+                <w:sz w:val="21"/>
+                <w:szCs w:val="21"/>
+              </w:rPr>
+              <w:t xml:space="preserve">$0.02</w:t>
+            </w:r>
+          </w:p>
+        </w:tc>
+        <w:tc>
+          <w:tcPr>
+            <w:tcW w:type="dxa" w:w="2600"/>
+            <w:tcMar>
+              <w:top w:type="dxa" w:w="80"/>
+              <w:left w:type="dxa" w:w="120"/>
+              <w:bottom w:type="dxa" w:w="80"/>
+              <w:right w:type="dxa" w:w="120"/>
+            </w:tcMar>
+          </w:tcPr>
+          <w:p>
+            <w:pPr>
+              <w:spacing w:after="0"/>
+              <w:jc w:val="right"/>
+            </w:pPr>
+            <w:r>
+              <w:rPr>
+                <w:sz w:val="21"/>
+                <w:szCs w:val="21"/>
+              </w:rPr>
+              <w:t xml:space="preserve">$0.05–$0.10</w:t>
+            </w:r>
+          </w:p>
+        </w:tc>
+      </w:tr>
+      <w:tr>
+        <w:tc>
+          <w:tcPr>
+            <w:tcW w:type="dxa" w:w="4200"/>
+            <w:tcMar>
+              <w:top w:type="dxa" w:w="80"/>
+              <w:left w:type="dxa" w:w="120"/>
+              <w:bottom w:type="dxa" w:w="80"/>
+              <w:right w:type="dxa" w:w="120"/>
+            </w:tcMar>
+          </w:tcPr>
+          <w:p>
+            <w:pPr>
+              <w:spacing w:after="0"/>
+            </w:pPr>
+            <w:r>
+              <w:rPr>
+                <w:sz w:val="21"/>
+                <w:szCs w:val="21"/>
+              </w:rPr>
+              <w:t xml:space="preserve">PIN debit / EBT transaction</w:t>
+            </w:r>
+          </w:p>
+        </w:tc>
+        <w:tc>
+          <w:tcPr>
+            <w:tcW w:type="dxa" w:w="2560"/>
+            <w:tcMar>
+              <w:top w:type="dxa" w:w="80"/>
+              <w:left w:type="dxa" w:w="120"/>
+              <w:bottom w:type="dxa" w:w="80"/>
+              <w:right w:type="dxa" w:w="120"/>
+            </w:tcMar>
+          </w:tcPr>
+          <w:p>
+            <w:pPr>
+              <w:spacing w:after="0"/>
+              <w:jc w:val="right"/>
+            </w:pPr>
+            <w:r>
+              <w:rPr>
+                <w:sz w:val="21"/>
+                <w:szCs w:val="21"/>
+              </w:rPr>
+              <w:t xml:space="preserve">$0.02</w:t>
+            </w:r>
+          </w:p>
+        </w:tc>
+        <w:tc>
+          <w:tcPr>
+            <w:tcW w:type="dxa" w:w="2600"/>
+            <w:tcMar>
+              <w:top w:type="dxa" w:w="80"/>
+              <w:left w:type="dxa" w:w="120"/>
+              <w:bottom w:type="dxa" w:w="80"/>
+              <w:right w:type="dxa" w:w="120"/>
+            </w:tcMar>
+          </w:tcPr>
+          <w:p>
+            <w:pPr>
+              <w:spacing w:after="0"/>
+              <w:jc w:val="right"/>
+            </w:pPr>
+            <w:r>
+              <w:rPr>
+                <w:sz w:val="21"/>
+                <w:szCs w:val="21"/>
+              </w:rPr>
+              <w:t xml:space="preserve">$0.05–$0.10</w:t>
+            </w:r>
+          </w:p>
+        </w:tc>
+      </w:tr>
+      <w:tr>
+        <w:tc>
+          <w:tcPr>
+            <w:tcW w:type="dxa" w:w="4200"/>
+            <w:tcMar>
+              <w:top w:type="dxa" w:w="80"/>
+              <w:left w:type="dxa" w:w="120"/>
+              <w:bottom w:type="dxa" w:w="80"/>
+              <w:right w:type="dxa" w:w="120"/>
+            </w:tcMar>
+          </w:tcPr>
+          <w:p>
+            <w:pPr>
+              <w:spacing w:after="0"/>
+            </w:pPr>
+            <w:r>
+              <w:rPr>
+                <w:sz w:val="21"/>
+                <w:szCs w:val="21"/>
+              </w:rPr>
+              <w:t xml:space="preserve">Batch</w:t>
+            </w:r>
+          </w:p>
+        </w:tc>
+        <w:tc>
+          <w:tcPr>
+            <w:tcW w:type="dxa" w:w="2560"/>
+            <w:tcMar>
+              <w:top w:type="dxa" w:w="80"/>
+              <w:left w:type="dxa" w:w="120"/>
+              <w:bottom w:type="dxa" w:w="80"/>
+              <w:right w:type="dxa" w:w="120"/>
+            </w:tcMar>
+          </w:tcPr>
+          <w:p>
+            <w:pPr>
+              <w:spacing w:after="0"/>
+              <w:jc w:val="right"/>
+            </w:pPr>
+            <w:r>
+              <w:rPr>
+                <w:sz w:val="21"/>
+                <w:szCs w:val="21"/>
+              </w:rPr>
+              <w:t xml:space="preserve">$0.02</w:t>
+            </w:r>
+          </w:p>
+        </w:tc>
+        <w:tc>
+          <w:tcPr>
+            <w:tcW w:type="dxa" w:w="2600"/>
+            <w:tcMar>
+              <w:top w:type="dxa" w:w="80"/>
+              <w:left w:type="dxa" w:w="120"/>
+              <w:bottom w:type="dxa" w:w="80"/>
+              <w:right w:type="dxa" w:w="120"/>
+            </w:tcMar>
+          </w:tcPr>
+          <w:p>
+            <w:pPr>
+              <w:spacing w:after="0"/>
+              <w:jc w:val="right"/>
+            </w:pPr>
+            <w:r>
+              <w:rPr>
+                <w:sz w:val="21"/>
+                <w:szCs w:val="21"/>
+              </w:rPr>
+              <w:t xml:space="preserve">$0.05–$0.10</w:t>
+            </w:r>
+          </w:p>
+        </w:tc>
+      </w:tr>
+      <w:tr>
+        <w:tc>
+          <w:tcPr>
+            <w:tcW w:type="dxa" w:w="4200"/>
+            <w:tcMar>
+              <w:top w:type="dxa" w:w="80"/>
+              <w:left w:type="dxa" w:w="120"/>
+              <w:bottom w:type="dxa" w:w="80"/>
+              <w:right w:type="dxa" w:w="120"/>
+            </w:tcMar>
+          </w:tcPr>
+          <w:p>
+            <w:pPr>
+              <w:spacing w:after="0"/>
+            </w:pPr>
+            <w:r>
+              <w:rPr>
+                <w:sz w:val="21"/>
+                <w:szCs w:val="21"/>
+              </w:rPr>
+              <w:t xml:space="preserve">AVS (electronic)</w:t>
+            </w:r>
+          </w:p>
+        </w:tc>
+        <w:tc>
+          <w:tcPr>
+            <w:tcW w:type="dxa" w:w="2560"/>
+            <w:tcMar>
+              <w:top w:type="dxa" w:w="80"/>
+              <w:left w:type="dxa" w:w="120"/>
+              <w:bottom w:type="dxa" w:w="80"/>
+              <w:right w:type="dxa" w:w="120"/>
+            </w:tcMar>
+          </w:tcPr>
+          <w:p>
+            <w:pPr>
+              <w:spacing w:after="0"/>
+              <w:jc w:val="right"/>
+            </w:pPr>
+            <w:r>
+              <w:rPr>
+                <w:sz w:val="21"/>
+                <w:szCs w:val="21"/>
+              </w:rPr>
+              <w:t xml:space="preserve">$0.05</w:t>
+            </w:r>
+          </w:p>
+        </w:tc>
+        <w:tc>
+          <w:tcPr>
+            <w:tcW w:type="dxa" w:w="2600"/>
+            <w:tcMar>
+              <w:top w:type="dxa" w:w="80"/>
+              <w:left w:type="dxa" w:w="120"/>
+              <w:bottom w:type="dxa" w:w="80"/>
+              <w:right w:type="dxa" w:w="120"/>
+            </w:tcMar>
+          </w:tcPr>
+          <w:p>
+            <w:pPr>
+              <w:spacing w:after="0"/>
+              <w:jc w:val="right"/>
+            </w:pPr>
+            <w:r>
+              <w:rPr>
+                <w:sz w:val="21"/>
+                <w:szCs w:val="21"/>
+              </w:rPr>
+              <w:t xml:space="preserve">$0.10</w:t>
+            </w:r>
+          </w:p>
+        </w:tc>
+      </w:tr>
+      <w:tr>
+        <w:tc>
+          <w:tcPr>
+            <w:tcW w:type="dxa" w:w="4200"/>
+            <w:tcMar>
+              <w:top w:type="dxa" w:w="80"/>
+              <w:left w:type="dxa" w:w="120"/>
+              <w:bottom w:type="dxa" w:w="80"/>
+              <w:right w:type="dxa" w:w="120"/>
+            </w:tcMar>
+          </w:tcPr>
+          <w:p>
+            <w:pPr>
+              <w:spacing w:after="0"/>
+            </w:pPr>
+            <w:r>
+              <w:rPr>
+                <w:sz w:val="21"/>
+                <w:szCs w:val="21"/>
+              </w:rPr>
+              <w:t xml:space="preserve">Chargeback</w:t>
+            </w:r>
+          </w:p>
+        </w:tc>
+        <w:tc>
+          <w:tcPr>
+            <w:tcW w:type="dxa" w:w="2560"/>
+            <w:tcMar>
+              <w:top w:type="dxa" w:w="80"/>
+              <w:left w:type="dxa" w:w="120"/>
+              <w:bottom w:type="dxa" w:w="80"/>
+              <w:right w:type="dxa" w:w="120"/>
+            </w:tcMar>
+          </w:tcPr>
+          <w:p>
+            <w:pPr>
+              <w:spacing w:after="0"/>
+              <w:jc w:val="right"/>
+            </w:pPr>
+            <w:r>
+              <w:rPr>
+                <w:sz w:val="21"/>
+                <w:szCs w:val="21"/>
+              </w:rPr>
+              <w:t xml:space="preserve">$10.00</w:t>
+            </w:r>
+          </w:p>
+        </w:tc>
+        <w:tc>
+          <w:tcPr>
+            <w:tcW w:type="dxa" w:w="2600"/>
+            <w:tcMar>
+              <w:top w:type="dxa" w:w="80"/>
+              <w:left w:type="dxa" w:w="120"/>
+              <w:bottom w:type="dxa" w:w="80"/>
+              <w:right w:type="dxa" w:w="120"/>
+            </w:tcMar>
+          </w:tcPr>
+          <w:p>
+            <w:pPr>
+              <w:spacing w:after="0"/>
+              <w:jc w:val="right"/>
+            </w:pPr>
+            <w:r>
+              <w:rPr>
+                <w:sz w:val="21"/>
+                <w:szCs w:val="21"/>
+              </w:rPr>
+              <w:t xml:space="preserve">$15.00–$30.00</w:t>
+            </w:r>
+          </w:p>
+        </w:tc>
+      </w:tr>
+      <w:tr>
+        <w:tc>
+          <w:tcPr>
+            <w:tcW w:type="dxa" w:w="4200"/>
+            <w:tcMar>
+              <w:top w:type="dxa" w:w="80"/>
+              <w:left w:type="dxa" w:w="120"/>
+              <w:bottom w:type="dxa" w:w="80"/>
+              <w:right w:type="dxa" w:w="120"/>
+            </w:tcMar>
+          </w:tcPr>
+          <w:p>
+            <w:pPr>
+              <w:spacing w:after="0"/>
+            </w:pPr>
+            <w:r>
+              <w:rPr>
+                <w:sz w:val="21"/>
+                <w:szCs w:val="21"/>
+              </w:rPr>
+              <w:t xml:space="preserve">Retrieval</w:t>
+            </w:r>
+          </w:p>
+        </w:tc>
+        <w:tc>
+          <w:tcPr>
+            <w:tcW w:type="dxa" w:w="2560"/>
+            <w:tcMar>
+              <w:top w:type="dxa" w:w="80"/>
+              <w:left w:type="dxa" w:w="120"/>
+              <w:bottom w:type="dxa" w:w="80"/>
+              <w:right w:type="dxa" w:w="120"/>
+            </w:tcMar>
+          </w:tcPr>
+          <w:p>
+            <w:pPr>
+              <w:spacing w:after="0"/>
+              <w:jc w:val="right"/>
+            </w:pPr>
+            <w:r>
+              <w:rPr>
+                <w:sz w:val="21"/>
+                <w:szCs w:val="21"/>
+              </w:rPr>
+              <w:t xml:space="preserve">$7.00</w:t>
+            </w:r>
+          </w:p>
+        </w:tc>
+        <w:tc>
+          <w:tcPr>
+            <w:tcW w:type="dxa" w:w="2600"/>
+            <w:tcMar>
+              <w:top w:type="dxa" w:w="80"/>
+              <w:left w:type="dxa" w:w="120"/>
+              <w:bottom w:type="dxa" w:w="80"/>
+              <w:right w:type="dxa" w:w="120"/>
+            </w:tcMar>
+          </w:tcPr>
+          <w:p>
+            <w:pPr>
+              <w:spacing w:after="0"/>
+              <w:jc w:val="right"/>
+            </w:pPr>
+            <w:r>
+              <w:rPr>
+                <w:sz w:val="21"/>
+                <w:szCs w:val="21"/>
+              </w:rPr>
+              <w:t xml:space="preserve">$10.00–$15.00</w:t>
+            </w:r>
+          </w:p>
+        </w:tc>
+      </w:tr>
+      <w:tr>
+        <w:tc>
+          <w:tcPr>
+            <w:tcW w:type="dxa" w:w="4200"/>
+            <w:tcMar>
+              <w:top w:type="dxa" w:w="80"/>
+              <w:left w:type="dxa" w:w="120"/>
+              <w:bottom w:type="dxa" w:w="80"/>
+              <w:right w:type="dxa" w:w="120"/>
+            </w:tcMar>
+          </w:tcPr>
+          <w:p>
+            <w:pPr>
+              <w:spacing w:after="0"/>
+            </w:pPr>
+            <w:r>
+              <w:rPr>
+                <w:sz w:val="21"/>
+                <w:szCs w:val="21"/>
+              </w:rPr>
+              <w:t xml:space="preserve">Account on file (monthly)</w:t>
+            </w:r>
+          </w:p>
+        </w:tc>
+        <w:tc>
+          <w:tcPr>
+            <w:tcW w:type="dxa" w:w="2560"/>
+            <w:tcMar>
+              <w:top w:type="dxa" w:w="80"/>
+              <w:left w:type="dxa" w:w="120"/>
+              <w:bottom w:type="dxa" w:w="80"/>
+              <w:right w:type="dxa" w:w="120"/>
+            </w:tcMar>
+          </w:tcPr>
+          <w:p>
+            <w:pPr>
+              <w:spacing w:after="0"/>
+              <w:jc w:val="right"/>
+            </w:pPr>
+            <w:r>
+              <w:rPr>
+                <w:sz w:val="21"/>
+                <w:szCs w:val="21"/>
+              </w:rPr>
+              <w:t xml:space="preserve">$5.00</w:t>
+            </w:r>
+          </w:p>
+        </w:tc>
+        <w:tc>
+          <w:tcPr>
+            <w:tcW w:type="dxa" w:w="2600"/>
+            <w:tcMar>
+              <w:top w:type="dxa" w:w="80"/>
+              <w:left w:type="dxa" w:w="120"/>
+              <w:bottom w:type="dxa" w:w="80"/>
+              <w:right w:type="dxa" w:w="120"/>
+            </w:tcMar>
+          </w:tcPr>
+          <w:p>
+            <w:pPr>
+              <w:spacing w:after="0"/>
+              <w:jc w:val="right"/>
+            </w:pPr>
+            <w:r>
+              <w:rPr>
+                <w:sz w:val="21"/>
+                <w:szCs w:val="21"/>
+              </w:rPr>
+              <w:t xml:space="preserve">$8.00–$10.00</w:t>
+            </w:r>
+          </w:p>
+        </w:tc>
+      </w:tr>
+      <w:tr>
+        <w:tc>
+          <w:tcPr>
+            <w:tcW w:type="dxa" w:w="4200"/>
+            <w:tcMar>
+              <w:top w:type="dxa" w:w="80"/>
+              <w:left w:type="dxa" w:w="120"/>
+              <w:bottom w:type="dxa" w:w="80"/>
+              <w:right w:type="dxa" w:w="120"/>
+            </w:tcMar>
+          </w:tcPr>
+          <w:p>
+            <w:pPr>
+              <w:spacing w:after="0"/>
+            </w:pPr>
+            <w:r>
+              <w:rPr>
+                <w:sz w:val="21"/>
+                <w:szCs w:val="21"/>
+              </w:rPr>
+              <w:t xml:space="preserve">IRS regulatory (monthly)</w:t>
+            </w:r>
+          </w:p>
+        </w:tc>
+        <w:tc>
+          <w:tcPr>
+            <w:tcW w:type="dxa" w:w="2560"/>
+            <w:tcMar>
+              <w:top w:type="dxa" w:w="80"/>
+              <w:left w:type="dxa" w:w="120"/>
+              <w:bottom w:type="dxa" w:w="80"/>
+              <w:right w:type="dxa" w:w="120"/>
+            </w:tcMar>
+          </w:tcPr>
+          <w:p>
+            <w:pPr>
+              <w:spacing w:after="0"/>
+              <w:jc w:val="right"/>
+            </w:pPr>
+            <w:r>
+              <w:rPr>
+                <w:sz w:val="21"/>
+                <w:szCs w:val="21"/>
+              </w:rPr>
+              <w:t xml:space="preserve">$2.00</w:t>
+            </w:r>
+          </w:p>
+        </w:tc>
+        <w:tc>
+          <w:tcPr>
+            <w:tcW w:type="dxa" w:w="2600"/>
+            <w:tcMar>
+              <w:top w:type="dxa" w:w="80"/>
+              <w:left w:type="dxa" w:w="120"/>
+              <w:bottom w:type="dxa" w:w="80"/>
+              <w:right w:type="dxa" w:w="120"/>
+            </w:tcMar>
+          </w:tcPr>
+          <w:p>
+            <w:pPr>
+              <w:spacing w:after="0"/>
+              <w:jc w:val="right"/>
+            </w:pPr>
+            <w:r>
+              <w:rPr>
+                <w:sz w:val="21"/>
+                <w:szCs w:val="21"/>
+              </w:rPr>
+              <w:t xml:space="preserve">$4.00–$5.00</w:t>
+            </w:r>
+          </w:p>
+        </w:tc>
+      </w:tr>
+      <w:tr>
+        <w:tc>
+          <w:tcPr>
+            <w:tcW w:type="dxa" w:w="4200"/>
+            <w:tcMar>
+              <w:top w:type="dxa" w:w="80"/>
+              <w:left w:type="dxa" w:w="120"/>
+              <w:bottom w:type="dxa" w:w="80"/>
+              <w:right w:type="dxa" w:w="120"/>
+            </w:tcMar>
+          </w:tcPr>
+          <w:p>
+            <w:pPr>
+              <w:spacing w:after="0"/>
+            </w:pPr>
+            <w:r>
+              <w:rPr>
+                <w:sz w:val="21"/>
+                <w:szCs w:val="21"/>
+              </w:rPr>
+              <w:t xml:space="preserve">Risk monitoring (monthly)</w:t>
+            </w:r>
+          </w:p>
+        </w:tc>
+        <w:tc>
+          <w:tcPr>
+            <w:tcW w:type="dxa" w:w="2560"/>
+            <w:tcMar>
+              <w:top w:type="dxa" w:w="80"/>
+              <w:left w:type="dxa" w:w="120"/>
+              <w:bottom w:type="dxa" w:w="80"/>
+              <w:right w:type="dxa" w:w="120"/>
+            </w:tcMar>
+          </w:tcPr>
+          <w:p>
+            <w:pPr>
+              <w:spacing w:after="0"/>
+              <w:jc w:val="right"/>
+            </w:pPr>
+            <w:r>
+              <w:rPr>
+                <w:sz w:val="21"/>
+                <w:szCs w:val="21"/>
+              </w:rPr>
+              <w:t xml:space="preserve">—</w:t>
+            </w:r>
+          </w:p>
+        </w:tc>
+        <w:tc>
+          <w:tcPr>
+            <w:tcW w:type="dxa" w:w="2600"/>
+            <w:tcMar>
+              <w:top w:type="dxa" w:w="80"/>
+              <w:left w:type="dxa" w:w="120"/>
+              <w:bottom w:type="dxa" w:w="80"/>
+              <w:right w:type="dxa" w:w="120"/>
+            </w:tcMar>
+          </w:tcPr>
+          <w:p>
+            <w:pPr>
+              <w:spacing w:after="0"/>
+              <w:jc w:val="right"/>
+            </w:pPr>
+            <w:r>
+              <w:rPr>
+                <w:sz w:val="21"/>
+                <w:szCs w:val="21"/>
+              </w:rPr>
+              <w:t xml:space="preserve">0.10%–0.15% of volume</w:t>
+            </w:r>
+          </w:p>
+        </w:tc>
+      </w:tr>
+      <w:tr>
+        <w:tc>
+          <w:tcPr>
+            <w:tcW w:type="dxa" w:w="4200"/>
+            <w:tcMar>
+              <w:top w:type="dxa" w:w="80"/>
+              <w:left w:type="dxa" w:w="120"/>
+              <w:bottom w:type="dxa" w:w="80"/>
+              <w:right w:type="dxa" w:w="120"/>
+            </w:tcMar>
+          </w:tcPr>
+          <w:p>
+            <w:pPr>
+              <w:spacing w:after="0"/>
+            </w:pPr>
+            <w:r>
+              <w:rPr>
+                <w:sz w:val="21"/>
+                <w:szCs w:val="21"/>
+              </w:rPr>
+              <w:t xml:space="preserve">Monthly minimum (cost)</w:t>
+            </w:r>
+          </w:p>
+        </w:tc>
+        <w:tc>
+          <w:tcPr>
+            <w:tcW w:type="dxa" w:w="2560"/>
+            <w:tcMar>
+              <w:top w:type="dxa" w:w="80"/>
+              <w:left w:type="dxa" w:w="120"/>
+              <w:bottom w:type="dxa" w:w="80"/>
+              <w:right w:type="dxa" w:w="120"/>
+            </w:tcMar>
+          </w:tcPr>
+          <w:p>
+            <w:pPr>
+              <w:spacing w:after="0"/>
+              <w:jc w:val="right"/>
+            </w:pPr>
+            <w:r>
+              <w:rPr>
+                <w:sz w:val="21"/>
+                <w:szCs w:val="21"/>
+              </w:rPr>
+              <w:t xml:space="preserve">—</w:t>
+            </w:r>
+          </w:p>
+        </w:tc>
+        <w:tc>
+          <w:tcPr>
+            <w:tcW w:type="dxa" w:w="2600"/>
+            <w:tcMar>
+              <w:top w:type="dxa" w:w="80"/>
+              <w:left w:type="dxa" w:w="120"/>
+              <w:bottom w:type="dxa" w:w="80"/>
+              <w:right w:type="dxa" w:w="120"/>
+            </w:tcMar>
+          </w:tcPr>
+          <w:p>
+            <w:pPr>
+              <w:spacing w:after="0"/>
+              <w:jc w:val="right"/>
+            </w:pPr>
+            <w:r>
+              <w:rPr>
+                <w:sz w:val="21"/>
+                <w:szCs w:val="21"/>
+              </w:rPr>
+              <w:t xml:space="preserve">$50.00</w:t>
+            </w:r>
+          </w:p>
+        </w:tc>
+      </w:tr>
+      <w:tr>
+        <w:tc>
+          <w:tcPr>
+            <w:tcW w:type="dxa" w:w="4200"/>
+            <w:tcMar>
+              <w:top w:type="dxa" w:w="80"/>
+              <w:left w:type="dxa" w:w="120"/>
+              <w:bottom w:type="dxa" w:w="80"/>
+              <w:right w:type="dxa" w:w="120"/>
+            </w:tcMar>
+          </w:tcPr>
+          <w:p>
+            <w:pPr>
+              <w:spacing w:after="0"/>
+            </w:pPr>
+            <w:r>
+              <w:rPr>
+                <w:sz w:val="21"/>
+                <w:szCs w:val="21"/>
+              </w:rPr>
+              <w:t xml:space="preserve">Annual PCI (with breach insurance)</w:t>
+            </w:r>
+          </w:p>
+        </w:tc>
+        <w:tc>
+          <w:tcPr>
+            <w:tcW w:type="dxa" w:w="2560"/>
+            <w:tcMar>
+              <w:top w:type="dxa" w:w="80"/>
+              <w:left w:type="dxa" w:w="120"/>
+              <w:bottom w:type="dxa" w:w="80"/>
+              <w:right w:type="dxa" w:w="120"/>
+            </w:tcMar>
+          </w:tcPr>
+          <w:p>
+            <w:pPr>
+              <w:spacing w:after="0"/>
+              <w:jc w:val="right"/>
+            </w:pPr>
+            <w:r>
+              <w:rPr>
+                <w:sz w:val="21"/>
+                <w:szCs w:val="21"/>
+              </w:rPr>
+              <w:t xml:space="preserve">$36.00 ($79.00)</w:t>
+            </w:r>
+          </w:p>
+        </w:tc>
+        <w:tc>
+          <w:tcPr>
+            <w:tcW w:type="dxa" w:w="2600"/>
+            <w:tcMar>
+              <w:top w:type="dxa" w:w="80"/>
+              <w:left w:type="dxa" w:w="120"/>
+              <w:bottom w:type="dxa" w:w="80"/>
+              <w:right w:type="dxa" w:w="120"/>
+            </w:tcMar>
+          </w:tcPr>
+          <w:p>
+            <w:pPr>
+              <w:spacing w:after="0"/>
+              <w:jc w:val="right"/>
+            </w:pPr>
+            <w:r>
+              <w:rPr>
+                <w:sz w:val="21"/>
+                <w:szCs w:val="21"/>
+              </w:rPr>
+              <w:t xml:space="preserve">$36.00 ($79.00)</w:t>
+            </w:r>
+          </w:p>
+        </w:tc>
+      </w:tr>
+      <w:tr>
+        <w:tc>
+          <w:tcPr>
+            <w:tcW w:type="dxa" w:w="4200"/>
+            <w:tcMar>
+              <w:top w:type="dxa" w:w="80"/>
+              <w:left w:type="dxa" w:w="120"/>
+              <w:bottom w:type="dxa" w:w="80"/>
+              <w:right w:type="dxa" w:w="120"/>
+            </w:tcMar>
+          </w:tcPr>
+          <w:p>
+            <w:pPr>
+              <w:spacing w:after="0"/>
+            </w:pPr>
+            <w:r>
+              <w:rPr>
+                <w:sz w:val="21"/>
+                <w:szCs w:val="21"/>
+              </w:rPr>
+              <w:t xml:space="preserve">Gateway (monthly / per transaction)</w:t>
+            </w:r>
+          </w:p>
+        </w:tc>
+        <w:tc>
+          <w:tcPr>
+            <w:tcW w:type="dxa" w:w="2560"/>
+            <w:tcMar>
+              <w:top w:type="dxa" w:w="80"/>
+              <w:left w:type="dxa" w:w="120"/>
+              <w:bottom w:type="dxa" w:w="80"/>
+              <w:right w:type="dxa" w:w="120"/>
+            </w:tcMar>
+          </w:tcPr>
+          <w:p>
+            <w:pPr>
+              <w:spacing w:after="0"/>
+              <w:jc w:val="right"/>
+            </w:pPr>
+            <w:r>
+              <w:rPr>
+                <w:sz w:val="21"/>
+                <w:szCs w:val="21"/>
+              </w:rPr>
+              <w:t xml:space="preserve">$10.00 / $0.10</w:t>
+            </w:r>
+          </w:p>
+        </w:tc>
+        <w:tc>
+          <w:tcPr>
+            <w:tcW w:type="dxa" w:w="2600"/>
+            <w:tcMar>
+              <w:top w:type="dxa" w:w="80"/>
+              <w:left w:type="dxa" w:w="120"/>
+              <w:bottom w:type="dxa" w:w="80"/>
+              <w:right w:type="dxa" w:w="120"/>
+            </w:tcMar>
+          </w:tcPr>
+          <w:p>
+            <w:pPr>
+              <w:spacing w:after="0"/>
+              <w:jc w:val="right"/>
+            </w:pPr>
+            <w:r>
+              <w:rPr>
+                <w:sz w:val="21"/>
+                <w:szCs w:val="21"/>
+              </w:rPr>
+              <w:t xml:space="preserve">$10.00 / $0.10</w:t>
+            </w:r>
+          </w:p>
+        </w:tc>
+      </w:tr>
+    </w:tbl>
+    <w:p>
+      <w:pPr>
+        <w:spacing w:after="80"/>
+      </w:pPr>
+    </w:p>
+    <w:p>
+      <w:pPr>
+        <w:pStyle w:val="Heading2"/>
+        <w:spacing w:after="120" w:before="280"/>
+      </w:pPr>
+      <w:r>
+        <w:rPr>
+          <w:rFonts w:ascii="Georgia" w:cs="Georgia" w:eastAsia="Georgia" w:hAnsi="Georgia"/>
+          <w:b/>
+          <w:bCs/>
+          <w:color w:val="111827"/>
+          <w:sz w:val="24"/>
+          <w:szCs w:val="24"/>
+        </w:rPr>
+        <w:t xml:space="preserve">A-4. Petroleum portfolio</w:t>
+      </w:r>
+    </w:p>
+    <w:p>
+      <w:pPr>
+        <w:spacing w:after="140"/>
+        <w:jc w:val="both"/>
+      </w:pPr>
+      <w:r>
+        <w:rPr>
+          <w:rFonts w:ascii="Georgia" w:cs="Georgia" w:eastAsia="Georgia" w:hAnsi="Georgia"/>
+          <w:sz w:val="22"/>
+          <w:szCs w:val="22"/>
+        </w:rPr>
+        <w:t xml:space="preserve">Accounts boarded on the petroleum program carry a bank-sponsor revenue share of 15% and that sponsor’s published buy rates in lieu of the A-3 table.</w:t>
+      </w:r>
+    </w:p>
+    <w:p>
+      <w:pPr>
+        <w:pStyle w:val="Heading2"/>
+        <w:spacing w:after="120" w:before="280"/>
+      </w:pPr>
+      <w:r>
+        <w:rPr>
+          <w:rFonts w:ascii="Georgia" w:cs="Georgia" w:eastAsia="Georgia" w:hAnsi="Georgia"/>
+          <w:b/>
+          <w:bCs/>
+          <w:color w:val="111827"/>
+          <w:sz w:val="24"/>
+          <w:szCs w:val="24"/>
+        </w:rPr>
+        <w:t xml:space="preserve">A-5. Adjustments at cost</w:t>
+      </w:r>
+    </w:p>
+    <w:p>
+      <w:pPr>
+        <w:spacing w:after="140"/>
+        <w:jc w:val="both"/>
+      </w:pPr>
+      <w:r>
+        <w:rPr>
+          <w:rFonts w:ascii="Georgia" w:cs="Georgia" w:eastAsia="Georgia" w:hAnsi="Georgia"/>
+          <w:sz w:val="22"/>
+          <w:szCs w:val="22"/>
+        </w:rPr>
+        <w:t xml:space="preserve">A-3 items track actual third-party costs. Changes imposed by card networks, processors, or bank sponsors flow through at cost, with no Delt markup, effective when imposed.</w:t>
+      </w:r>
+    </w:p>
+    <w:p>
+      <w:pPr>
+        <w:pStyle w:val="Heading2"/>
+        <w:spacing w:after="120" w:before="280"/>
+      </w:pPr>
+      <w:r>
+        <w:rPr>
+          <w:rFonts w:ascii="Georgia" w:cs="Georgia" w:eastAsia="Georgia" w:hAnsi="Georgia"/>
+          <w:b/>
+          <w:bCs/>
+          <w:color w:val="111827"/>
+          <w:sz w:val="24"/>
+          <w:szCs w:val="24"/>
+        </w:rPr>
+        <w:t xml:space="preserve">A-6. Risk pass-throughs</w:t>
+      </w:r>
+    </w:p>
+    <w:p>
+      <w:pPr>
+        <w:spacing w:after="140"/>
+        <w:jc w:val="both"/>
+      </w:pPr>
+      <w:r>
+        <w:rPr>
+          <w:rFonts w:ascii="Georgia" w:cs="Georgia" w:eastAsia="Georgia" w:hAnsi="Georgia"/>
+          <w:sz w:val="22"/>
+          <w:szCs w:val="22"/>
+        </w:rPr>
+        <w:t xml:space="preserve">If a processor or sponsor withholds or forfeits residuals on a merchant for excessive chargebacks or network risk thresholds (for example, a Visa/Mastercard dispute ratio above 1.50%), the corresponding agent residual on that merchant is likewise withheld until the sponsor releases it.</w:t>
+      </w:r>
+    </w:p>
+    <w:p>
+      <w:pPr>
+        <w:pStyle w:val="Heading2"/>
+        <w:spacing w:after="120" w:before="280"/>
+      </w:pPr>
+      <w:r>
+        <w:rPr>
+          <w:rFonts w:ascii="Georgia" w:cs="Georgia" w:eastAsia="Georgia" w:hAnsi="Georgia"/>
+          <w:b/>
+          <w:bCs/>
+          <w:color w:val="111827"/>
+          <w:sz w:val="24"/>
+          <w:szCs w:val="24"/>
+        </w:rPr>
+        <w:t xml:space="preserve">A-7. Confidentiality</w:t>
+      </w:r>
+    </w:p>
+    <w:p>
+      <w:pPr>
+        <w:spacing w:after="140"/>
+        <w:jc w:val="both"/>
+      </w:pPr>
+      <w:r>
+        <w:rPr>
+          <w:rFonts w:ascii="Georgia" w:cs="Georgia" w:eastAsia="Georgia" w:hAnsi="Georgia"/>
+          <w:sz w:val="22"/>
+          <w:szCs w:val="22"/>
+        </w:rPr>
+        <w:t xml:space="preserve">This Schedule is Delt confidential information under Section 5 of the Agreement. </w:t>
+      </w:r>
+      <w:r>
+        <w:rPr>
+          <w:rFonts w:ascii="Georgia" w:cs="Georgia" w:eastAsia="Georgia" w:hAnsi="Georgia"/>
+          <w:i/>
+          <w:iCs/>
+          <w:color w:val="DC2626"/>
+          <w:sz w:val="22"/>
+          <w:szCs w:val="22"/>
+        </w:rPr>
+        <w:t xml:space="preserve">[COUNSEL TO CONFIRM: sponsor agreements may restrict disclosure of buy rates to sub-agents]</w:t>
+      </w:r>
+    </w:p>
+    <w:p>
+      <w:pPr>
+        <w:pageBreakBefore/>
+      </w:pPr>
+    </w:p>
+    <w:p>
+      <w:pPr>
+        <w:spacing w:after="120"/>
+      </w:pPr>
+      <w:r>
+        <w:rPr>
+          <w:rFonts w:ascii="Georgia" w:cs="Georgia" w:eastAsia="Georgia" w:hAnsi="Georgia"/>
+          <w:b/>
+          <w:bCs/>
+          <w:sz w:val="26"/>
+          <w:szCs w:val="26"/>
+        </w:rPr>
+        <w:t xml:space="preserve">SCHEDULE B — COMPENSATION PLAN</w:t>
+      </w:r>
+    </w:p>
+    <w:p>
+      <w:pPr>
+        <w:spacing w:after="140"/>
+        <w:jc w:val="both"/>
+      </w:pPr>
+      <w:r>
+        <w:rPr>
+          <w:rFonts w:ascii="Georgia" w:cs="Georgia" w:eastAsia="Georgia" w:hAnsi="Georgia"/>
+          <w:i/>
+          <w:iCs/>
+          <w:sz w:val="22"/>
+          <w:szCs w:val="22"/>
+        </w:rPr>
+        <w:t xml:space="preserve">This Schedule mirrors the standalone Delt Agent Compensation Plan and the agent portal’s program display. If they conflict, this Schedule controls. Residual splits apply to Net Program Revenue as defined in Schedule A.</w:t>
+      </w:r>
+    </w:p>
+    <w:p>
+      <w:pPr>
+        <w:pStyle w:val="Heading2"/>
+        <w:spacing w:after="120" w:before="280"/>
+      </w:pPr>
+      <w:r>
+        <w:rPr>
+          <w:rFonts w:ascii="Georgia" w:cs="Georgia" w:eastAsia="Georgia" w:hAnsi="Georgia"/>
+          <w:b/>
+          <w:bCs/>
+          <w:color w:val="111827"/>
+          <w:sz w:val="24"/>
+          <w:szCs w:val="24"/>
+        </w:rPr>
+        <w:t xml:space="preserve">B-1. Activation bonuses</w:t>
       </w:r>
     </w:p>
     <w:p>
@@ -1584,21 +2938,21 @@
           <w:sz w:val="24"/>
           <w:szCs w:val="24"/>
         </w:rPr>
-        <w:t xml:space="preserve">A-2. Residual split (tier ladder)</w:t>
-      </w:r>
-    </w:p>
-    <w:p>
-      <w:pPr>
-        <w:spacing w:after="140"/>
-        <w:jc w:val="both"/>
-      </w:pPr>
-      <w:r>
-        <w:rPr>
-          <w:rFonts w:ascii="Georgia" w:cs="Georgia" w:eastAsia="Georgia" w:hAnsi="Georgia"/>
-          <w:sz w:val="22"/>
-          <w:szCs w:val="22"/>
-        </w:rPr>
-        <w:t xml:space="preserve">"Net program revenue" means Delt’s collected monthly revenue on an account (processing, software, and services margin) net of processor, network, and direct third-party costs, as reported in the agent portal. An "active" account is one that processed in the prior calendar month. Tier promotions apply prospectively from the month the criteria are met.</w:t>
+        <w:t xml:space="preserve">B-2. Residual split (tier ladder)</w:t>
+      </w:r>
+    </w:p>
+    <w:p>
+      <w:pPr>
+        <w:spacing w:after="140"/>
+        <w:jc w:val="both"/>
+      </w:pPr>
+      <w:r>
+        <w:rPr>
+          <w:rFonts w:ascii="Georgia" w:cs="Georgia" w:eastAsia="Georgia" w:hAnsi="Georgia"/>
+          <w:sz w:val="22"/>
+          <w:szCs w:val="22"/>
+        </w:rPr>
+        <w:t xml:space="preserve">Residual splits apply to Net Program Revenue as defined in Schedule A, as reported per merchant in the agent portal. An "active" account is one that processed in the prior calendar month. Tier promotions apply prospectively from the month the criteria are met.</w:t>
       </w:r>
     </w:p>
     <w:tbl>
@@ -1840,21 +3194,21 @@
           <w:sz w:val="24"/>
           <w:szCs w:val="24"/>
         </w:rPr>
-        <w:t xml:space="preserve">A-3. Delt Capital commission</w:t>
-      </w:r>
-    </w:p>
-    <w:p>
-      <w:pPr>
-        <w:spacing w:after="140"/>
-        <w:jc w:val="both"/>
-      </w:pPr>
-      <w:r>
-        <w:rPr>
-          <w:rFonts w:ascii="Georgia" w:cs="Georgia" w:eastAsia="Georgia" w:hAnsi="Georgia"/>
-          <w:sz w:val="22"/>
-          <w:szCs w:val="22"/>
-        </w:rPr>
-        <w:t xml:space="preserve">3% of every funded amount on Delt Capital deals originated by Agent, renewals included, paid on the next monthly payment date after funding. Paid in addition to any attach kicker under A-1.</w:t>
+        <w:t xml:space="preserve">B-3. Delt Capital commission</w:t>
+      </w:r>
+    </w:p>
+    <w:p>
+      <w:pPr>
+        <w:spacing w:after="140"/>
+        <w:jc w:val="both"/>
+      </w:pPr>
+      <w:r>
+        <w:rPr>
+          <w:rFonts w:ascii="Georgia" w:cs="Georgia" w:eastAsia="Georgia" w:hAnsi="Georgia"/>
+          <w:sz w:val="22"/>
+          <w:szCs w:val="22"/>
+        </w:rPr>
+        <w:t xml:space="preserve">3% of every funded amount on Delt Capital deals originated by Agent, renewals included, paid on the next monthly payment date after funding. Paid in addition to any attach kicker under B-1.</w:t>
       </w:r>
     </w:p>
     <w:p>
@@ -1871,7 +3225,7 @@
           <w:sz w:val="24"/>
           <w:szCs w:val="24"/>
         </w:rPr>
-        <w:t xml:space="preserve">A-4. Fast Start (first 90 days; one-time; $1,500 lifetime cap)</w:t>
+        <w:t xml:space="preserve">B-4. Fast Start (first 90 days; one-time; $1,500 lifetime cap)</w:t>
       </w:r>
     </w:p>
     <w:tbl>
@@ -2062,7 +3416,7 @@
           <w:sz w:val="24"/>
           <w:szCs w:val="24"/>
         </w:rPr>
-        <w:t xml:space="preserve">A-5. Recruiting override</w:t>
+        <w:t xml:space="preserve">B-5. Recruiting override</w:t>
       </w:r>
     </w:p>
     <w:p>
@@ -2093,7 +3447,7 @@
           <w:sz w:val="24"/>
           <w:szCs w:val="24"/>
         </w:rPr>
-        <w:t xml:space="preserve">A-6. Active Producer status and perks</w:t>
+        <w:t xml:space="preserve">B-6. Active Producer status and perks</w:t>
       </w:r>
     </w:p>
     <w:p>
@@ -2124,7 +3478,7 @@
           <w:sz w:val="24"/>
           <w:szCs w:val="24"/>
         </w:rPr>
-        <w:t xml:space="preserve">A-7. Payment mechanics</w:t>
+        <w:t xml:space="preserve">B-7. Payment mechanics</w:t>
       </w:r>
     </w:p>
     <w:p>
@@ -2139,6 +3493,200 @@
           <w:szCs w:val="22"/>
         </w:rPr>
         <w:t xml:space="preserve">Payments are made monthly on or about the 15th. Per-merchant statements are available in the agent portal. Clawbacks are limited to Section 3.3 of the Agreement.</w:t>
+      </w:r>
+    </w:p>
+    <w:p>
+      <w:pPr>
+        <w:pageBreakBefore/>
+      </w:pPr>
+    </w:p>
+    <w:p>
+      <w:pPr>
+        <w:spacing w:after="120"/>
+      </w:pPr>
+      <w:r>
+        <w:rPr>
+          <w:rFonts w:ascii="Georgia" w:cs="Georgia" w:eastAsia="Georgia" w:hAnsi="Georgia"/>
+          <w:b/>
+          <w:bCs/>
+          <w:sz w:val="26"/>
+          <w:szCs w:val="26"/>
+        </w:rPr>
+        <w:t xml:space="preserve">SIGNATURE PAGE — AGREEMENT AND SCHEDULES A &amp; B</w:t>
+      </w:r>
+    </w:p>
+    <w:p>
+      <w:pPr>
+        <w:spacing w:after="140"/>
+        <w:jc w:val="both"/>
+      </w:pPr>
+      <w:r>
+        <w:rPr>
+          <w:rFonts w:ascii="Georgia" w:cs="Georgia" w:eastAsia="Georgia" w:hAnsi="Georgia"/>
+          <w:sz w:val="22"/>
+          <w:szCs w:val="22"/>
+        </w:rPr>
+        <w:t xml:space="preserve">One signature below executes this Agreement together with Schedule A (Fee Schedule &amp; Net Program Revenue) and Schedule B (Compensation Plan).</w:t>
+      </w:r>
+    </w:p>
+    <w:p>
+      <w:pPr>
+        <w:pStyle w:val="Heading2"/>
+        <w:spacing w:after="120" w:before="280"/>
+      </w:pPr>
+      <w:r>
+        <w:rPr>
+          <w:rFonts w:ascii="Georgia" w:cs="Georgia" w:eastAsia="Georgia" w:hAnsi="Georgia"/>
+          <w:b/>
+          <w:bCs/>
+          <w:color w:val="111827"/>
+          <w:sz w:val="24"/>
+          <w:szCs w:val="24"/>
+        </w:rPr>
+        <w:t xml:space="preserve">Direct Deposit (ACH) Authorization</w:t>
+      </w:r>
+    </w:p>
+    <w:p>
+      <w:pPr>
+        <w:spacing w:after="140"/>
+        <w:jc w:val="both"/>
+      </w:pPr>
+      <w:r>
+        <w:rPr>
+          <w:rFonts w:ascii="Georgia" w:cs="Georgia" w:eastAsia="Georgia" w:hAnsi="Georgia"/>
+          <w:sz w:val="22"/>
+          <w:szCs w:val="22"/>
+        </w:rPr>
+        <w:t xml:space="preserve">Agent authorizes Delt Pay LLC to initiate ACH credits for all compensation to the account below, and to initiate correcting debits solely for credits made in error. Agent may change the deposit account through the agent portal or by written notice; changes take effect the next payment cycle. Banking details are collected and stored for payout purposes only.</w:t>
+      </w:r>
+    </w:p>
+    <w:p>
+      <w:pPr>
+        <w:spacing w:after="60" w:before="60"/>
+      </w:pPr>
+      <w:r>
+        <w:rPr>
+          <w:rFonts w:ascii="Georgia" w:cs="Georgia" w:eastAsia="Georgia" w:hAnsi="Georgia"/>
+          <w:sz w:val="22"/>
+          <w:szCs w:val="22"/>
+        </w:rPr>
+        <w:t xml:space="preserve">Bank name: _________________________________________   Account type:  ☐ Checking   ☐ Savings</w:t>
+      </w:r>
+    </w:p>
+    <w:p>
+      <w:pPr>
+        <w:spacing w:after="60" w:before="60"/>
+      </w:pPr>
+      <w:r>
+        <w:rPr>
+          <w:rFonts w:ascii="Georgia" w:cs="Georgia" w:eastAsia="Georgia" w:hAnsi="Georgia"/>
+          <w:sz w:val="22"/>
+          <w:szCs w:val="22"/>
+        </w:rPr>
+        <w:t xml:space="preserve">Routing number: ____________________________________   Account number: ____________________________________</w:t>
+      </w:r>
+    </w:p>
+    <w:p>
+      <w:pPr>
+        <w:spacing w:after="60" w:before="60"/>
+      </w:pPr>
+      <w:r>
+        <w:rPr>
+          <w:rFonts w:ascii="Georgia" w:cs="Georgia" w:eastAsia="Georgia" w:hAnsi="Georgia"/>
+          <w:sz w:val="22"/>
+          <w:szCs w:val="22"/>
+        </w:rPr>
+        <w:t xml:space="preserve">Name on account: ___________________________________________________________________</w:t>
+      </w:r>
+    </w:p>
+    <w:p>
+      <w:pPr>
+        <w:spacing w:after="200"/>
+      </w:pPr>
+    </w:p>
+    <w:p>
+      <w:pPr>
+        <w:spacing w:after="120"/>
+      </w:pPr>
+      <w:r>
+        <w:rPr>
+          <w:rFonts w:ascii="Georgia" w:cs="Georgia" w:eastAsia="Georgia" w:hAnsi="Georgia"/>
+          <w:b/>
+          <w:bCs/>
+          <w:sz w:val="22"/>
+          <w:szCs w:val="22"/>
+        </w:rPr>
+        <w:t xml:space="preserve">AGREED:</w:t>
+      </w:r>
+    </w:p>
+    <w:p>
+      <w:pPr>
+        <w:spacing w:after="60" w:before="60"/>
+      </w:pPr>
+      <w:r>
+        <w:rPr>
+          <w:rFonts w:ascii="Georgia" w:cs="Georgia" w:eastAsia="Georgia" w:hAnsi="Georgia"/>
+          <w:sz w:val="22"/>
+          <w:szCs w:val="22"/>
+        </w:rPr>
+        <w:t xml:space="preserve">DELT PAY LLC</w:t>
+      </w:r>
+    </w:p>
+    <w:p>
+      <w:pPr>
+        <w:spacing w:after="60" w:before="60"/>
+      </w:pPr>
+      <w:r>
+        <w:rPr>
+          <w:rFonts w:ascii="Georgia" w:cs="Georgia" w:eastAsia="Georgia" w:hAnsi="Georgia"/>
+          <w:sz w:val="22"/>
+          <w:szCs w:val="22"/>
+        </w:rPr>
+        <w:t xml:space="preserve">Signature: ________________________________   Name: David Hazday   Title: ____________   Date: ____________</w:t>
+      </w:r>
+    </w:p>
+    <w:p>
+      <w:pPr>
+        <w:spacing w:after="120"/>
+      </w:pPr>
+    </w:p>
+    <w:p>
+      <w:pPr>
+        <w:spacing w:after="60" w:before="60"/>
+      </w:pPr>
+      <w:r>
+        <w:rPr>
+          <w:rFonts w:ascii="Georgia" w:cs="Georgia" w:eastAsia="Georgia" w:hAnsi="Georgia"/>
+          <w:sz w:val="22"/>
+          <w:szCs w:val="22"/>
+        </w:rPr>
+        <w:t xml:space="preserve">AGENT</w:t>
+      </w:r>
+    </w:p>
+    <w:p>
+      <w:pPr>
+        <w:spacing w:after="60" w:before="60"/>
+      </w:pPr>
+      <w:r>
+        <w:rPr>
+          <w:rFonts w:ascii="Georgia" w:cs="Georgia" w:eastAsia="Georgia" w:hAnsi="Georgia"/>
+          <w:sz w:val="22"/>
+          <w:szCs w:val="22"/>
+        </w:rPr>
+        <w:t xml:space="preserve">Signature: ________________________________   Name: ________________________________   Date: ____________</w:t>
+      </w:r>
+    </w:p>
+    <w:p>
+      <w:pPr>
+        <w:spacing w:after="60" w:before="60"/>
+      </w:pPr>
+      <w:r>
+        <w:rPr>
+          <w:rFonts w:ascii="Georgia" w:cs="Georgia" w:eastAsia="Georgia" w:hAnsi="Georgia"/>
+          <w:sz w:val="22"/>
+          <w:szCs w:val="22"/>
+        </w:rPr>
+        <w:t xml:space="preserve">Address: _________________________________________________   Email: ________________________________</w:t>
       </w:r>
     </w:p>
     <w:sectPr>

--- a/docs/hiring/Delt-Sales-Agent-Agreement.docx
+++ b/docs/hiring/Delt-Sales-Agent-Agreement.docx
@@ -473,7 +473,7 @@
           <w:sz w:val="22"/>
           <w:szCs w:val="22"/>
         </w:rPr>
-        <w:t xml:space="preserve">Delt may amend Schedule B on thirty (30) days’ written notice. Amendments apply prospectively only: they do not reduce Agent’s residual split percentage or residual entitlement on accounts activated before the amendment’s effective date. Schedule A reflects third-party costs: its items adjust automatically to the actual costs imposed by card networks, processors, and bank sponsors, and are passed through at cost with no Delt markup.</w:t>
+        <w:t xml:space="preserve">Delt may amend Schedule B on thirty (30) days’ written notice. Amendments apply prospectively only: they do not reduce Agent’s residual split percentage or residual entitlement on accounts activated before the amendment’s effective date. Delt may adjust Schedule A on thirty (30) days’ written notice, including to reflect changes in card-network, processor, or bank-sponsor costs; interchange, dues, and assessments always remain pass-through.</w:t>
       </w:r>
     </w:p>
     <w:p>
@@ -1081,31 +1081,21 @@
           <w:sz w:val="24"/>
           <w:szCs w:val="24"/>
         </w:rPr>
-        <w:t xml:space="preserve">A-2. Net Program Revenue — the 100% basis</w:t>
-      </w:r>
-    </w:p>
-    <w:p>
-      <w:pPr>
-        <w:spacing w:after="140"/>
-        <w:jc w:val="both"/>
-      </w:pPr>
-      <w:r>
-        <w:rPr>
-          <w:rFonts w:ascii="Georgia" w:cs="Georgia" w:eastAsia="Georgia" w:hAnsi="Georgia"/>
-          <w:sz w:val="22"/>
-          <w:szCs w:val="22"/>
-        </w:rPr>
-        <w:t xml:space="preserve">"Net Program Revenue" means Gross Program Revenue minus only: (i) interchange, dues, assessments, and card-network pass-through charges; (ii) the processor / bank-sponsor cost-basis fees in A-3; (iii) any bank-sponsor revenue share applicable to the account’s program; and (iv) direct third-party costs on the account (gateway, wireless vendor, PCI program). </w:t>
-      </w:r>
-      <w:r>
-        <w:rPr>
-          <w:rFonts w:ascii="Georgia" w:cs="Georgia" w:eastAsia="Georgia" w:hAnsi="Georgia"/>
-          <w:b/>
-          <w:bCs/>
-          <w:sz w:val="22"/>
-          <w:szCs w:val="22"/>
-        </w:rPr>
-        <w:t xml:space="preserve">Agent’s residual split under Schedule B applies to one hundred percent (100%) of Net Program Revenue. Delt retains no additional margin, markup, or reserve ahead of the split.</w:t>
+        <w:t xml:space="preserve">A-2. Net Program Revenue</w:t>
+      </w:r>
+    </w:p>
+    <w:p>
+      <w:pPr>
+        <w:spacing w:after="140"/>
+        <w:jc w:val="both"/>
+      </w:pPr>
+      <w:r>
+        <w:rPr>
+          <w:rFonts w:ascii="Georgia" w:cs="Georgia" w:eastAsia="Georgia" w:hAnsi="Georgia"/>
+          <w:sz w:val="22"/>
+          <w:szCs w:val="22"/>
+        </w:rPr>
+        <w:t xml:space="preserve">"Net Program Revenue" means Gross Program Revenue minus only: (i) interchange, dues, assessments, and card-network pass-through charges; (ii) the Agent buy-rate fees in A-3; (iii) any bank-sponsor revenue share applicable to the account’s program; and (iv) direct third-party costs on the account (gateway, wireless vendor, PCI program). Agent’s residual split under Schedule B applies to the full amount of Net Program Revenue so calculated.</w:t>
       </w:r>
     </w:p>
     <w:p>
@@ -1122,7 +1112,7 @@
           <w:sz w:val="24"/>
           <w:szCs w:val="24"/>
         </w:rPr>
-        <w:t xml:space="preserve">A-3. Cost-basis fee schedule (as of the Effective Date)</w:t>
+        <w:t xml:space="preserve">A-3. Fee schedule — Agent buy rates (as of the Effective Date)</w:t>
       </w:r>
     </w:p>
     <w:tbl>
@@ -1341,7 +1331,7 @@
                 <w:sz w:val="21"/>
                 <w:szCs w:val="21"/>
               </w:rPr>
-              <w:t xml:space="preserve">0.02% of volume</w:t>
+              <w:t xml:space="preserve">0.05% of volume</w:t>
             </w:r>
           </w:p>
         </w:tc>
@@ -1365,7 +1355,7 @@
                 <w:sz w:val="21"/>
                 <w:szCs w:val="21"/>
               </w:rPr>
-              <w:t xml:space="preserve">0.10%–0.25% of volume</w:t>
+              <w:t xml:space="preserve">0.15%–0.30% of volume</w:t>
             </w:r>
           </w:p>
         </w:tc>
@@ -1487,7 +1477,7 @@
                 <w:sz w:val="21"/>
                 <w:szCs w:val="21"/>
               </w:rPr>
-              <w:t xml:space="preserve">$0.02</w:t>
+              <w:t xml:space="preserve">$0.05</w:t>
             </w:r>
           </w:p>
         </w:tc>
@@ -1511,7 +1501,7 @@
                 <w:sz w:val="21"/>
                 <w:szCs w:val="21"/>
               </w:rPr>
-              <w:t xml:space="preserve">$0.05–$0.10</w:t>
+              <w:t xml:space="preserve">$0.08–$0.15</w:t>
             </w:r>
           </w:p>
         </w:tc>
@@ -1560,7 +1550,7 @@
                 <w:sz w:val="21"/>
                 <w:szCs w:val="21"/>
               </w:rPr>
-              <w:t xml:space="preserve">$0.02</w:t>
+              <w:t xml:space="preserve">$0.05</w:t>
             </w:r>
           </w:p>
         </w:tc>
@@ -1584,7 +1574,7 @@
                 <w:sz w:val="21"/>
                 <w:szCs w:val="21"/>
               </w:rPr>
-              <w:t xml:space="preserve">$0.05–$0.10</w:t>
+              <w:t xml:space="preserve">$0.08–$0.15</w:t>
             </w:r>
           </w:p>
         </w:tc>
@@ -1633,7 +1623,7 @@
                 <w:sz w:val="21"/>
                 <w:szCs w:val="21"/>
               </w:rPr>
-              <w:t xml:space="preserve">$0.02</w:t>
+              <w:t xml:space="preserve">$0.05</w:t>
             </w:r>
           </w:p>
         </w:tc>
@@ -1657,7 +1647,7 @@
                 <w:sz w:val="21"/>
                 <w:szCs w:val="21"/>
               </w:rPr>
-              <w:t xml:space="preserve">$0.05–$0.10</w:t>
+              <w:t xml:space="preserve">$0.10</w:t>
             </w:r>
           </w:p>
         </w:tc>
@@ -1706,7 +1696,7 @@
                 <w:sz w:val="21"/>
                 <w:szCs w:val="21"/>
               </w:rPr>
-              <w:t xml:space="preserve">$0.05</w:t>
+              <w:t xml:space="preserve">$0.10</w:t>
             </w:r>
           </w:p>
         </w:tc>
@@ -1730,7 +1720,7 @@
                 <w:sz w:val="21"/>
                 <w:szCs w:val="21"/>
               </w:rPr>
-              <w:t xml:space="preserve">$0.10</w:t>
+              <w:t xml:space="preserve">$0.15</w:t>
             </w:r>
           </w:p>
         </w:tc>
@@ -1779,7 +1769,7 @@
                 <w:sz w:val="21"/>
                 <w:szCs w:val="21"/>
               </w:rPr>
-              <w:t xml:space="preserve">$10.00</w:t>
+              <w:t xml:space="preserve">$25.00</w:t>
             </w:r>
           </w:p>
         </w:tc>
@@ -1803,7 +1793,7 @@
                 <w:sz w:val="21"/>
                 <w:szCs w:val="21"/>
               </w:rPr>
-              <w:t xml:space="preserve">$15.00–$30.00</w:t>
+              <w:t xml:space="preserve">$35.00</w:t>
             </w:r>
           </w:p>
         </w:tc>
@@ -1852,7 +1842,7 @@
                 <w:sz w:val="21"/>
                 <w:szCs w:val="21"/>
               </w:rPr>
-              <w:t xml:space="preserve">$7.00</w:t>
+              <w:t xml:space="preserve">$15.00</w:t>
             </w:r>
           </w:p>
         </w:tc>
@@ -1876,7 +1866,7 @@
                 <w:sz w:val="21"/>
                 <w:szCs w:val="21"/>
               </w:rPr>
-              <w:t xml:space="preserve">$10.00–$15.00</w:t>
+              <w:t xml:space="preserve">$20.00</w:t>
             </w:r>
           </w:p>
         </w:tc>
@@ -1925,7 +1915,7 @@
                 <w:sz w:val="21"/>
                 <w:szCs w:val="21"/>
               </w:rPr>
-              <w:t xml:space="preserve">$5.00</w:t>
+              <w:t xml:space="preserve">$7.50</w:t>
             </w:r>
           </w:p>
         </w:tc>
@@ -1949,7 +1939,7 @@
                 <w:sz w:val="21"/>
                 <w:szCs w:val="21"/>
               </w:rPr>
-              <w:t xml:space="preserve">$8.00–$10.00</w:t>
+              <w:t xml:space="preserve">$10.00–$12.50</w:t>
             </w:r>
           </w:p>
         </w:tc>
@@ -1998,7 +1988,7 @@
                 <w:sz w:val="21"/>
                 <w:szCs w:val="21"/>
               </w:rPr>
-              <w:t xml:space="preserve">$2.00</w:t>
+              <w:t xml:space="preserve">$3.95</w:t>
             </w:r>
           </w:p>
         </w:tc>
@@ -2022,7 +2012,7 @@
                 <w:sz w:val="21"/>
                 <w:szCs w:val="21"/>
               </w:rPr>
-              <w:t xml:space="preserve">$4.00–$5.00</w:t>
+              <w:t xml:space="preserve">$5.95</w:t>
             </w:r>
           </w:p>
         </w:tc>
@@ -2095,7 +2085,7 @@
                 <w:sz w:val="21"/>
                 <w:szCs w:val="21"/>
               </w:rPr>
-              <w:t xml:space="preserve">0.10%–0.15% of volume</w:t>
+              <w:t xml:space="preserve">0.15%–0.20% of volume</w:t>
             </w:r>
           </w:p>
         </w:tc>
@@ -2217,7 +2207,7 @@
                 <w:sz w:val="21"/>
                 <w:szCs w:val="21"/>
               </w:rPr>
-              <w:t xml:space="preserve">$36.00 ($79.00)</w:t>
+              <w:t xml:space="preserve">$59.00 ($99.00)</w:t>
             </w:r>
           </w:p>
         </w:tc>
@@ -2241,7 +2231,7 @@
                 <w:sz w:val="21"/>
                 <w:szCs w:val="21"/>
               </w:rPr>
-              <w:t xml:space="preserve">$36.00 ($79.00)</w:t>
+              <w:t xml:space="preserve">$59.00 ($99.00)</w:t>
             </w:r>
           </w:p>
         </w:tc>
@@ -2290,7 +2280,7 @@
                 <w:sz w:val="21"/>
                 <w:szCs w:val="21"/>
               </w:rPr>
-              <w:t xml:space="preserve">$10.00 / $0.10</w:t>
+              <w:t xml:space="preserve">$12.50 / $0.15</w:t>
             </w:r>
           </w:p>
         </w:tc>
@@ -2314,7 +2304,7 @@
                 <w:sz w:val="21"/>
                 <w:szCs w:val="21"/>
               </w:rPr>
-              <w:t xml:space="preserve">$10.00 / $0.10</w:t>
+              <w:t xml:space="preserve">$12.50 / $0.15</w:t>
             </w:r>
           </w:p>
         </w:tc>
@@ -2370,21 +2360,21 @@
           <w:sz w:val="24"/>
           <w:szCs w:val="24"/>
         </w:rPr>
-        <w:t xml:space="preserve">A-5. Adjustments at cost</w:t>
-      </w:r>
-    </w:p>
-    <w:p>
-      <w:pPr>
-        <w:spacing w:after="140"/>
-        <w:jc w:val="both"/>
-      </w:pPr>
-      <w:r>
-        <w:rPr>
-          <w:rFonts w:ascii="Georgia" w:cs="Georgia" w:eastAsia="Georgia" w:hAnsi="Georgia"/>
-          <w:sz w:val="22"/>
-          <w:szCs w:val="22"/>
-        </w:rPr>
-        <w:t xml:space="preserve">A-3 items track actual third-party costs. Changes imposed by card networks, processors, or bank sponsors flow through at cost, with no Delt markup, effective when imposed.</w:t>
+        <w:t xml:space="preserve">A-5. Adjustments</w:t>
+      </w:r>
+    </w:p>
+    <w:p>
+      <w:pPr>
+        <w:spacing w:after="140"/>
+        <w:jc w:val="both"/>
+      </w:pPr>
+      <w:r>
+        <w:rPr>
+          <w:rFonts w:ascii="Georgia" w:cs="Georgia" w:eastAsia="Georgia" w:hAnsi="Georgia"/>
+          <w:sz w:val="22"/>
+          <w:szCs w:val="22"/>
+        </w:rPr>
+        <w:t xml:space="preserve">Delt may adjust A-3 items on thirty (30) days’ written notice, including to reflect changes imposed by card networks, processors, or bank sponsors. Interchange, dues, and assessments always remain pass-through at actual cost.</w:t>
       </w:r>
     </w:p>
     <w:p>

--- a/docs/hiring/Delt-Sales-Agent-Agreement.docx
+++ b/docs/hiring/Delt-Sales-Agent-Agreement.docx
@@ -3502,6 +3502,170 @@
           <w:sz w:val="26"/>
           <w:szCs w:val="26"/>
         </w:rPr>
+        <w:t xml:space="preserve">EXHIBIT 1 — SUBSTITUTE FORM W-9</w:t>
+      </w:r>
+    </w:p>
+    <w:p>
+      <w:pPr>
+        <w:spacing w:after="140"/>
+        <w:jc w:val="both"/>
+      </w:pPr>
+      <w:r>
+        <w:rPr>
+          <w:rFonts w:ascii="Georgia" w:cs="Georgia" w:eastAsia="Georgia" w:hAnsi="Georgia"/>
+          <w:i/>
+          <w:iCs/>
+          <w:sz w:val="22"/>
+          <w:szCs w:val="22"/>
+        </w:rPr>
+        <w:t xml:space="preserve">Request for Taxpayer Identification Number and Certification</w:t>
+      </w:r>
+    </w:p>
+    <w:p>
+      <w:pPr>
+        <w:spacing w:after="140"/>
+        <w:jc w:val="both"/>
+      </w:pPr>
+      <w:r>
+        <w:rPr>
+          <w:rFonts w:ascii="Georgia" w:cs="Georgia" w:eastAsia="Georgia" w:hAnsi="Georgia"/>
+          <w:sz w:val="22"/>
+          <w:szCs w:val="22"/>
+        </w:rPr>
+        <w:t xml:space="preserve">Agent is engaged as a 1099 independent contractor. Complete this substitute Form W-9 so Delt Pay LLC can report payments on Form 1099-NEC. Delt does not withhold taxes from contractor compensation. This information is used for tax reporting only.</w:t>
+      </w:r>
+    </w:p>
+    <w:p>
+      <w:pPr>
+        <w:spacing w:after="60" w:before="60"/>
+      </w:pPr>
+      <w:r>
+        <w:rPr>
+          <w:rFonts w:ascii="Georgia" w:cs="Georgia" w:eastAsia="Georgia" w:hAnsi="Georgia"/>
+          <w:sz w:val="22"/>
+          <w:szCs w:val="22"/>
+        </w:rPr>
+        <w:t xml:space="preserve">1. Name (as shown on your income tax return): _________________________________________________</w:t>
+      </w:r>
+    </w:p>
+    <w:p>
+      <w:pPr>
+        <w:spacing w:after="60" w:before="60"/>
+      </w:pPr>
+      <w:r>
+        <w:rPr>
+          <w:rFonts w:ascii="Georgia" w:cs="Georgia" w:eastAsia="Georgia" w:hAnsi="Georgia"/>
+          <w:sz w:val="22"/>
+          <w:szCs w:val="22"/>
+        </w:rPr>
+        <w:t xml:space="preserve">2. Business name / disregarded entity name, if different: _______________________________________</w:t>
+      </w:r>
+    </w:p>
+    <w:p>
+      <w:pPr>
+        <w:spacing w:after="60" w:before="60"/>
+      </w:pPr>
+      <w:r>
+        <w:rPr>
+          <w:rFonts w:ascii="Georgia" w:cs="Georgia" w:eastAsia="Georgia" w:hAnsi="Georgia"/>
+          <w:sz w:val="22"/>
+          <w:szCs w:val="22"/>
+        </w:rPr>
+        <w:t xml:space="preserve">3. Federal tax classification (Individual/sole proprietor, C corp, S corp, Partnership, LLC): ____________________</w:t>
+      </w:r>
+    </w:p>
+    <w:p>
+      <w:pPr>
+        <w:spacing w:after="60" w:before="60"/>
+      </w:pPr>
+      <w:r>
+        <w:rPr>
+          <w:rFonts w:ascii="Georgia" w:cs="Georgia" w:eastAsia="Georgia" w:hAnsi="Georgia"/>
+          <w:sz w:val="22"/>
+          <w:szCs w:val="22"/>
+        </w:rPr>
+        <w:t xml:space="preserve">4. Address (number, street, city, state, ZIP): __________________________________________________</w:t>
+      </w:r>
+    </w:p>
+    <w:p>
+      <w:pPr>
+        <w:spacing w:after="60" w:before="60"/>
+      </w:pPr>
+      <w:r>
+        <w:rPr>
+          <w:rFonts w:ascii="Georgia" w:cs="Georgia" w:eastAsia="Georgia" w:hAnsi="Georgia"/>
+          <w:sz w:val="22"/>
+          <w:szCs w:val="22"/>
+        </w:rPr>
+        <w:t xml:space="preserve">5. Taxpayer Identification Number (SSN or EIN): _________________________________</w:t>
+      </w:r>
+    </w:p>
+    <w:p>
+      <w:pPr>
+        <w:spacing w:after="120"/>
+      </w:pPr>
+    </w:p>
+    <w:p>
+      <w:pPr>
+        <w:pStyle w:val="Heading2"/>
+        <w:spacing w:after="120" w:before="280"/>
+      </w:pPr>
+      <w:r>
+        <w:rPr>
+          <w:rFonts w:ascii="Georgia" w:cs="Georgia" w:eastAsia="Georgia" w:hAnsi="Georgia"/>
+          <w:b/>
+          <w:bCs/>
+          <w:color w:val="111827"/>
+          <w:sz w:val="24"/>
+          <w:szCs w:val="24"/>
+        </w:rPr>
+        <w:t xml:space="preserve">Certification</w:t>
+      </w:r>
+    </w:p>
+    <w:p>
+      <w:pPr>
+        <w:spacing w:after="140"/>
+        <w:jc w:val="both"/>
+      </w:pPr>
+      <w:r>
+        <w:rPr>
+          <w:rFonts w:ascii="Georgia" w:cs="Georgia" w:eastAsia="Georgia" w:hAnsi="Georgia"/>
+          <w:sz w:val="22"/>
+          <w:szCs w:val="22"/>
+        </w:rPr>
+        <w:t xml:space="preserve">Under penalties of perjury, I certify that: (1) the number shown on this form is my correct taxpayer identification number (or I am waiting for a number to be issued to me); (2) I am not subject to backup withholding because (a) I am exempt from backup withholding, or (b) I have not been notified by the Internal Revenue Service (IRS) that I am subject to backup withholding as a result of a failure to report all interest or dividends, or (c) the IRS has notified me that I am no longer subject to backup withholding; (3) I am a U.S. citizen or other U.S. person; and (4) the FATCA code(s) entered on this form (if any) indicating that I am exempt from FATCA reporting is correct.</w:t>
+      </w:r>
+    </w:p>
+    <w:p>
+      <w:pPr>
+        <w:spacing w:after="60" w:before="60"/>
+      </w:pPr>
+      <w:r>
+        <w:rPr>
+          <w:rFonts w:ascii="Georgia" w:cs="Georgia" w:eastAsia="Georgia" w:hAnsi="Georgia"/>
+          <w:sz w:val="22"/>
+          <w:szCs w:val="22"/>
+        </w:rPr>
+        <w:t xml:space="preserve">Signature of U.S. person: ________________________________   Date: ____________</w:t>
+      </w:r>
+    </w:p>
+    <w:p>
+      <w:pPr>
+        <w:pageBreakBefore/>
+      </w:pPr>
+    </w:p>
+    <w:p>
+      <w:pPr>
+        <w:spacing w:after="120"/>
+      </w:pPr>
+      <w:r>
+        <w:rPr>
+          <w:rFonts w:ascii="Georgia" w:cs="Georgia" w:eastAsia="Georgia" w:hAnsi="Georgia"/>
+          <w:b/>
+          <w:bCs/>
+          <w:sz w:val="26"/>
+          <w:szCs w:val="26"/>
+        </w:rPr>
         <w:t xml:space="preserve">SIGNATURE PAGE — AGREEMENT AND SCHEDULES A &amp; B</w:t>
       </w:r>
     </w:p>
@@ -3516,7 +3680,7 @@
           <w:sz w:val="22"/>
           <w:szCs w:val="22"/>
         </w:rPr>
-        <w:t xml:space="preserve">One signature below executes this Agreement together with Schedule A (Fee Schedule &amp; Net Program Revenue) and Schedule B (Compensation Plan).</w:t>
+        <w:t xml:space="preserve">One signature below executes this Agreement together with Schedule A (Fee Schedule &amp; Net Program Revenue), Schedule B (Compensation Plan), and Exhibit 1 (Substitute Form W-9).</w:t>
       </w:r>
     </w:p>
     <w:p>
